--- a/report/report.docx
+++ b/report/report.docx
@@ -104,13 +104,51 @@
       </w:r>
     </w:p>
     <w:p>
+      <w:pPr>
+        <w:pStyle w:val="Heading2"/>
+      </w:pPr>
+      <w:r>
+        <w:t>1.1 Problem statement</w:t>
+      </w:r>
+    </w:p>
+    <w:p>
       <w:r>
         <w:rPr>
           <w:b w:val="0"/>
           <w:i w:val="0"/>
           <w:sz w:val="22"/>
         </w:rPr>
-        <w:t>The contribution of this paper is to give Alice a learning-based way out of that trap. We train a deep Q-network (DQN) [6, 7] over a distribution of CSI qualities so that the resulting policy knows how much to trust its own estimate. The DQN sees a seven-dimensional summary of the operating conditions, including the CSI-quality factor κ and an alignment cue between Bob’s beam direction and the noisy Eve estimate. From that input it chooses one of seventeen candidate power splits. The motivation for treating CSI quality as a separate axis came from the friendly-jammer WSN scheme of Qasem et al. [8], who studied how an eavesdropper’s geometric position interacts with an external jammer’s power; we adapt the underlying robustness question to a MISO setting with collocated null-space AN.</w:t>
+        <w:t>Concretely, the problem this paper addresses is the following. Alice is constrained to use the null-space AN construction of Goel–Negi [4] on a MISO wiretap channel. She must choose, on every transmission block, a single scalar ρ ∈ (0, 1) that splits her transmit power between the data signal and the artificial noise. Two classical answers exist: (i) the fixed split ρ = 0.5, which never fails catastrophically but leaves rate on the table; and (ii) a per-channel scalar optimisation against the noisy estimate ĥE, which is rate-optimal under perfect CSI but, as shown below, drops below the fixed baseline once the CSI-quality factor κ falls below approximately 0.6. Neither answer is acceptable in deployment: the fixed split is needlessly conservative when intel is good, and the optimiser is dangerously aggressive when intel is poor. The question this paper answers is therefore:</w:t>
+      </w:r>
+    </w:p>
+    <w:p>
+      <w:pPr>
+        <w:ind w:left="720" w:right="720"/>
+      </w:pPr>
+      <w:r>
+        <w:rPr>
+          <w:i/>
+          <w:sz w:val="22"/>
+        </w:rPr>
+        <w:t>Can a single, deployment-ready policy be trained that achieves near-optimal Rs when κ is high, avoids the noisy-CSI collapse when κ is low, and does so without retuning at every operating point?</w:t>
+      </w:r>
+    </w:p>
+    <w:p>
+      <w:pPr>
+        <w:pStyle w:val="Heading2"/>
+      </w:pPr>
+      <w:r>
+        <w:t>1.2 Contribution</w:t>
+      </w:r>
+    </w:p>
+    <w:p>
+      <w:r>
+        <w:rPr>
+          <w:b w:val="0"/>
+          <w:i w:val="0"/>
+          <w:sz w:val="22"/>
+        </w:rPr>
+        <w:t>We answer the question above with a learning-based scheme. We train a deep Q-network (DQN) [6, 7] over a distribution of CSI qualities, antenna counts, and SNRs, so the resulting policy is trained to expect noisy CSI rather than to be fooled by it. The DQN observes a seven-dimensional state that includes the CSI-quality factor κ and an alignment cue between Bob’s beam direction and the noisy Eve estimate. From that input it selects one of seventeen candidate power splits. The motivation for treating CSI quality as a distinct robustness axis came from the friendly-jammer WSN scheme of Qasem et al. [8], who study how an eavesdropper’s geometric position interacts with an external jammer’s power; we adapt that robustness question to a MISO setting with collocated null-space AN.</w:t>
       </w:r>
     </w:p>
     <w:p>
@@ -944,11 +982,48 @@
         <w:jc w:val="center"/>
       </w:pPr>
       <w:r>
+        <w:drawing>
+          <wp:inline xmlns:a="http://schemas.openxmlformats.org/drawingml/2006/main" xmlns:pic="http://schemas.openxmlformats.org/drawingml/2006/picture">
+            <wp:extent cx="2113570" cy="292608"/>
+            <wp:docPr id="1" name="Picture 1"/>
+            <wp:cNvGraphicFramePr>
+              <a:graphicFrameLocks noChangeAspect="1"/>
+            </wp:cNvGraphicFramePr>
+            <a:graphic>
+              <a:graphicData uri="http://schemas.openxmlformats.org/drawingml/2006/picture">
+                <pic:pic>
+                  <pic:nvPicPr>
+                    <pic:cNvPr id="0" name="eq01_tx_signal.png"/>
+                    <pic:cNvPicPr/>
+                  </pic:nvPicPr>
+                  <pic:blipFill>
+                    <a:blip r:embed="rId9"/>
+                    <a:stretch>
+                      <a:fillRect/>
+                    </a:stretch>
+                  </pic:blipFill>
+                  <pic:spPr>
+                    <a:xfrm>
+                      <a:off x="0" y="0"/>
+                      <a:ext cx="2113570" cy="292608"/>
+                    </a:xfrm>
+                    <a:prstGeom prst="rect"/>
+                  </pic:spPr>
+                </pic:pic>
+              </a:graphicData>
+            </a:graphic>
+          </wp:inline>
+        </w:drawing>
+      </w:r>
+      <w:r>
         <w:rPr>
-          <w:i/>
           <w:sz w:val="22"/>
         </w:rPr>
-        <w:t>x = √(ρ P) · w · s + √((1−ρ) P) · z   (1)</w:t>
+        <w:tab/>
+        <w:tab/>
+        <w:tab/>
+        <w:tab/>
+        <w:t>(1)</w:t>
       </w:r>
     </w:p>
     <w:p>
@@ -1002,11 +1077,48 @@
         <w:jc w:val="center"/>
       </w:pPr>
       <w:r>
+        <w:drawing>
+          <wp:inline xmlns:a="http://schemas.openxmlformats.org/drawingml/2006/main" xmlns:pic="http://schemas.openxmlformats.org/drawingml/2006/picture">
+            <wp:extent cx="3277832" cy="292608"/>
+            <wp:docPr id="2" name="Picture 2"/>
+            <wp:cNvGraphicFramePr>
+              <a:graphicFrameLocks noChangeAspect="1"/>
+            </wp:cNvGraphicFramePr>
+            <a:graphic>
+              <a:graphicData uri="http://schemas.openxmlformats.org/drawingml/2006/picture">
+                <pic:pic>
+                  <pic:nvPicPr>
+                    <pic:cNvPr id="0" name="eq02_rs.png"/>
+                    <pic:cNvPicPr/>
+                  </pic:nvPicPr>
+                  <pic:blipFill>
+                    <a:blip r:embed="rId10"/>
+                    <a:stretch>
+                      <a:fillRect/>
+                    </a:stretch>
+                  </pic:blipFill>
+                  <pic:spPr>
+                    <a:xfrm>
+                      <a:off x="0" y="0"/>
+                      <a:ext cx="3277832" cy="292608"/>
+                    </a:xfrm>
+                    <a:prstGeom prst="rect"/>
+                  </pic:spPr>
+                </pic:pic>
+              </a:graphicData>
+            </a:graphic>
+          </wp:inline>
+        </w:drawing>
+      </w:r>
+      <w:r>
         <w:rPr>
-          <w:i/>
           <w:sz w:val="22"/>
         </w:rPr>
-        <w:t>Rs = [ log₂(1 + γB) − log₂(1 + γE) ]⁺   (2)</w:t>
+        <w:tab/>
+        <w:tab/>
+        <w:tab/>
+        <w:tab/>
+        <w:t>(2)</w:t>
       </w:r>
     </w:p>
     <w:p>
@@ -1024,11 +1136,48 @@
         <w:jc w:val="center"/>
       </w:pPr>
       <w:r>
+        <w:drawing>
+          <wp:inline xmlns:a="http://schemas.openxmlformats.org/drawingml/2006/main" xmlns:pic="http://schemas.openxmlformats.org/drawingml/2006/picture">
+            <wp:extent cx="3958315" cy="777240"/>
+            <wp:docPr id="3" name="Picture 3"/>
+            <wp:cNvGraphicFramePr>
+              <a:graphicFrameLocks noChangeAspect="1"/>
+            </wp:cNvGraphicFramePr>
+            <a:graphic>
+              <a:graphicData uri="http://schemas.openxmlformats.org/drawingml/2006/picture">
+                <pic:pic>
+                  <pic:nvPicPr>
+                    <pic:cNvPr id="0" name="eq03_gammas.png"/>
+                    <pic:cNvPicPr/>
+                  </pic:nvPicPr>
+                  <pic:blipFill>
+                    <a:blip r:embed="rId11"/>
+                    <a:stretch>
+                      <a:fillRect/>
+                    </a:stretch>
+                  </pic:blipFill>
+                  <pic:spPr>
+                    <a:xfrm>
+                      <a:off x="0" y="0"/>
+                      <a:ext cx="3958315" cy="777240"/>
+                    </a:xfrm>
+                    <a:prstGeom prst="rect"/>
+                  </pic:spPr>
+                </pic:pic>
+              </a:graphicData>
+            </a:graphic>
+          </wp:inline>
+        </w:drawing>
+      </w:r>
+      <w:r>
         <w:rPr>
-          <w:i/>
           <w:sz w:val="22"/>
         </w:rPr>
-        <w:t>γB = ρ · (P/σ²) · ‖hB‖²,    γE = (ρ · (P/σ²) · |hE^H w|²) / ( ((1−ρ)·(P/σ²)·‖P⊥ hE‖²) / (Nt−1) + 1 )   (3)</w:t>
+        <w:tab/>
+        <w:tab/>
+        <w:tab/>
+        <w:tab/>
+        <w:t>(3)</w:t>
       </w:r>
     </w:p>
     <w:p>
@@ -1064,11 +1213,48 @@
         <w:jc w:val="center"/>
       </w:pPr>
       <w:r>
+        <w:drawing>
+          <wp:inline xmlns:a="http://schemas.openxmlformats.org/drawingml/2006/main" xmlns:pic="http://schemas.openxmlformats.org/drawingml/2006/picture">
+            <wp:extent cx="2960978" cy="292608"/>
+            <wp:docPr id="4" name="Picture 4"/>
+            <wp:cNvGraphicFramePr>
+              <a:graphicFrameLocks noChangeAspect="1"/>
+            </wp:cNvGraphicFramePr>
+            <a:graphic>
+              <a:graphicData uri="http://schemas.openxmlformats.org/drawingml/2006/picture">
+                <pic:pic>
+                  <pic:nvPicPr>
+                    <pic:cNvPr id="0" name="eq04_csi.png"/>
+                    <pic:cNvPicPr/>
+                  </pic:nvPicPr>
+                  <pic:blipFill>
+                    <a:blip r:embed="rId12"/>
+                    <a:stretch>
+                      <a:fillRect/>
+                    </a:stretch>
+                  </pic:blipFill>
+                  <pic:spPr>
+                    <a:xfrm>
+                      <a:off x="0" y="0"/>
+                      <a:ext cx="2960978" cy="292608"/>
+                    </a:xfrm>
+                    <a:prstGeom prst="rect"/>
+                  </pic:spPr>
+                </pic:pic>
+              </a:graphicData>
+            </a:graphic>
+          </wp:inline>
+        </w:drawing>
+      </w:r>
+      <w:r>
         <w:rPr>
-          <w:i/>
           <w:sz w:val="22"/>
         </w:rPr>
-        <w:t>ĥE = √κ · hE + √(1−κ) · e,    e ~ CN(0, I)   (4)</w:t>
+        <w:tab/>
+        <w:tab/>
+        <w:tab/>
+        <w:tab/>
+        <w:t>(4)</w:t>
       </w:r>
     </w:p>
     <w:p>
@@ -1180,7 +1366,115 @@
           <w:i w:val="0"/>
           <w:sz w:val="22"/>
         </w:rPr>
-        <w:t>The agent sees s = [ ‖hB‖²/Nt, ‖ĥE‖²/Nt, SNR(dB)/30, ρ_prev, Rs_prev/10, κ, α ], where the alignment cue α is the squared cosine between Bob’s beam direction and the noisy Eve estimate, α = |hB^H ĥE|² / (‖hB‖² ‖ĥE‖²) ∈ [0, 1].</w:t>
+        <w:t>The agent observes the seven-dimensional vector</w:t>
+      </w:r>
+    </w:p>
+    <w:p>
+      <w:pPr>
+        <w:jc w:val="center"/>
+      </w:pPr>
+      <w:r>
+        <w:drawing>
+          <wp:inline xmlns:a="http://schemas.openxmlformats.org/drawingml/2006/main" xmlns:pic="http://schemas.openxmlformats.org/drawingml/2006/picture">
+            <wp:extent cx="4276531" cy="502920"/>
+            <wp:docPr id="5" name="Picture 5"/>
+            <wp:cNvGraphicFramePr>
+              <a:graphicFrameLocks noChangeAspect="1"/>
+            </wp:cNvGraphicFramePr>
+            <a:graphic>
+              <a:graphicData uri="http://schemas.openxmlformats.org/drawingml/2006/picture">
+                <pic:pic>
+                  <pic:nvPicPr>
+                    <pic:cNvPr id="0" name="eq05_state.png"/>
+                    <pic:cNvPicPr/>
+                  </pic:nvPicPr>
+                  <pic:blipFill>
+                    <a:blip r:embed="rId13"/>
+                    <a:stretch>
+                      <a:fillRect/>
+                    </a:stretch>
+                  </pic:blipFill>
+                  <pic:spPr>
+                    <a:xfrm>
+                      <a:off x="0" y="0"/>
+                      <a:ext cx="4276531" cy="502920"/>
+                    </a:xfrm>
+                    <a:prstGeom prst="rect"/>
+                  </pic:spPr>
+                </pic:pic>
+              </a:graphicData>
+            </a:graphic>
+          </wp:inline>
+        </w:drawing>
+      </w:r>
+      <w:r>
+        <w:rPr>
+          <w:sz w:val="22"/>
+        </w:rPr>
+        <w:tab/>
+        <w:tab/>
+        <w:tab/>
+        <w:tab/>
+        <w:t>(5)</w:t>
+      </w:r>
+    </w:p>
+    <w:p>
+      <w:r>
+        <w:rPr>
+          <w:b w:val="0"/>
+          <w:i w:val="0"/>
+          <w:sz w:val="22"/>
+        </w:rPr>
+        <w:t>with an alignment cue defined as</w:t>
+      </w:r>
+    </w:p>
+    <w:p>
+      <w:pPr>
+        <w:jc w:val="center"/>
+      </w:pPr>
+      <w:r>
+        <w:drawing>
+          <wp:inline xmlns:a="http://schemas.openxmlformats.org/drawingml/2006/main" xmlns:pic="http://schemas.openxmlformats.org/drawingml/2006/picture">
+            <wp:extent cx="2533329" cy="640080"/>
+            <wp:docPr id="6" name="Picture 6"/>
+            <wp:cNvGraphicFramePr>
+              <a:graphicFrameLocks noChangeAspect="1"/>
+            </wp:cNvGraphicFramePr>
+            <a:graphic>
+              <a:graphicData uri="http://schemas.openxmlformats.org/drawingml/2006/picture">
+                <pic:pic>
+                  <pic:nvPicPr>
+                    <pic:cNvPr id="0" name="eq06_alpha.png"/>
+                    <pic:cNvPicPr/>
+                  </pic:nvPicPr>
+                  <pic:blipFill>
+                    <a:blip r:embed="rId14"/>
+                    <a:stretch>
+                      <a:fillRect/>
+                    </a:stretch>
+                  </pic:blipFill>
+                  <pic:spPr>
+                    <a:xfrm>
+                      <a:off x="0" y="0"/>
+                      <a:ext cx="2533329" cy="640080"/>
+                    </a:xfrm>
+                    <a:prstGeom prst="rect"/>
+                  </pic:spPr>
+                </pic:pic>
+              </a:graphicData>
+            </a:graphic>
+          </wp:inline>
+        </w:drawing>
+      </w:r>
+      <w:r>
+        <w:rPr>
+          <w:sz w:val="22"/>
+        </w:rPr>
+        <w:tab/>
+        <w:tab/>
+        <w:tab/>
+        <w:tab/>
+        <w:t>(6)</w:t>
       </w:r>
     </w:p>
     <w:p>
@@ -1200,7 +1494,7 @@
           <w:i w:val="0"/>
           <w:sz w:val="22"/>
         </w:rPr>
-        <w:t>The earlier version of this work used a five-dimensional state without κ and without α. The agent in that version essentially collapsed onto a single average policy across the training distribution, which gave it only a marginal lead over the Fixed baseline. Adding the two geometry features made the bigger difference; in particular, exposing κ lets the agent fall back to safer splits when it knows the estimate is unreliable.</w:t>
+        <w:t>An earlier iteration of this work used a five-dimensional state without κ and without α. The agent in that version converged to a near-uniform average policy across the training distribution and produced only a marginal improvement over the Fixed baseline. Adding the two geometry features yielded the decisive gain; in particular, exposing κ allows the agent to fall back to safer splits when its estimate is unreliable.</w:t>
       </w:r>
     </w:p>
     <w:p>
@@ -1220,7 +1514,7 @@
           <w:i w:val="0"/>
           <w:sz w:val="22"/>
         </w:rPr>
-        <w:t>The action space is A = {0.05, 0.10, 0.15, ..., 0.85}, seventeen candidate splits in steps of 0.05. Discretisation lets us use the lighter DQN formulation of [6] instead of an actor–critic algorithm with continuous actions. We started with a nine-action grid in steps of 0.10, which turned out to be too coarse near the operating optimum; tightening to 0.05 gave the agent enough resolution without making the Q-network harder to learn.</w:t>
+        <w:t>The action space is A = {0.05, 0.10, 0.15, ..., 0.85}, comprising seventeen candidate splits in steps of 0.05. Discretisation enables the lighter DQN formulation of [6] in place of an actor–critic algorithm with continuous actions. An initial nine-action grid in steps of 0.10 proved too coarse near the operating optimum; refining the resolution to 0.05 yielded sufficient precision while keeping the Q-network tractable.</w:t>
       </w:r>
     </w:p>
     <w:p>
@@ -1319,7 +1613,7 @@
         <w:drawing>
           <wp:inline xmlns:a="http://schemas.openxmlformats.org/drawingml/2006/main" xmlns:pic="http://schemas.openxmlformats.org/drawingml/2006/picture">
             <wp:extent cx="5303520" cy="3182112"/>
-            <wp:docPr id="1" name="Picture 1"/>
+            <wp:docPr id="7" name="Picture 7"/>
             <wp:cNvGraphicFramePr>
               <a:graphicFrameLocks noChangeAspect="1"/>
             </wp:cNvGraphicFramePr>
@@ -1331,7 +1625,7 @@
                     <pic:cNvPicPr/>
                   </pic:nvPicPr>
                   <pic:blipFill>
-                    <a:blip r:embed="rId9"/>
+                    <a:blip r:embed="rId15"/>
                     <a:stretch>
                       <a:fillRect/>
                     </a:stretch>
@@ -1396,7 +1690,7 @@
         <w:drawing>
           <wp:inline xmlns:a="http://schemas.openxmlformats.org/drawingml/2006/main" xmlns:pic="http://schemas.openxmlformats.org/drawingml/2006/picture">
             <wp:extent cx="5303520" cy="3182112"/>
-            <wp:docPr id="2" name="Picture 2"/>
+            <wp:docPr id="8" name="Picture 8"/>
             <wp:cNvGraphicFramePr>
               <a:graphicFrameLocks noChangeAspect="1"/>
             </wp:cNvGraphicFramePr>
@@ -1408,7 +1702,7 @@
                     <pic:cNvPicPr/>
                   </pic:nvPicPr>
                   <pic:blipFill>
-                    <a:blip r:embed="rId10"/>
+                    <a:blip r:embed="rId16"/>
                     <a:stretch>
                       <a:fillRect/>
                     </a:stretch>
@@ -1485,7 +1779,7 @@
         <w:drawing>
           <wp:inline xmlns:a="http://schemas.openxmlformats.org/drawingml/2006/main" xmlns:pic="http://schemas.openxmlformats.org/drawingml/2006/picture">
             <wp:extent cx="5303520" cy="3924605"/>
-            <wp:docPr id="3" name="Picture 3"/>
+            <wp:docPr id="9" name="Picture 9"/>
             <wp:cNvGraphicFramePr>
               <a:graphicFrameLocks noChangeAspect="1"/>
             </wp:cNvGraphicFramePr>
@@ -1497,7 +1791,7 @@
                     <pic:cNvPicPr/>
                   </pic:nvPicPr>
                   <pic:blipFill>
-                    <a:blip r:embed="rId11"/>
+                    <a:blip r:embed="rId17"/>
                     <a:stretch>
                       <a:fillRect/>
                     </a:stretch>
@@ -1554,7 +1848,7 @@
         <w:drawing>
           <wp:inline xmlns:a="http://schemas.openxmlformats.org/drawingml/2006/main" xmlns:pic="http://schemas.openxmlformats.org/drawingml/2006/picture">
             <wp:extent cx="5303520" cy="1689269"/>
-            <wp:docPr id="4" name="Picture 4"/>
+            <wp:docPr id="10" name="Picture 10"/>
             <wp:cNvGraphicFramePr>
               <a:graphicFrameLocks noChangeAspect="1"/>
             </wp:cNvGraphicFramePr>
@@ -1566,7 +1860,7 @@
                     <pic:cNvPicPr/>
                   </pic:nvPicPr>
                   <pic:blipFill>
-                    <a:blip r:embed="rId12"/>
+                    <a:blip r:embed="rId18"/>
                     <a:stretch>
                       <a:fillRect/>
                     </a:stretch>
@@ -1612,7 +1906,7 @@
           <w:i w:val="0"/>
           <w:sz w:val="22"/>
         </w:rPr>
-        <w:t>The action histogram is helpful for the SNR story but flattens the κ story. Figure 6 resolves this by rendering the policy as a heatmap over the (SNR, κ) plane. Two trends stand out. The first is the SNR trend already captured by Figure 5: ρ is large at low SNR and falls toward 0.5 as SNR grows. The second is the κ trend: at fixed SNR, the agent slightly increases ρ as κ rises. When the estimate is more reliable, the agent is willing to lean more on it and shift the split a bit further from the safe-default 0.5; when the estimate is unreliable the agent pulls back toward the equal split. The earlier version of the agent, which did not see κ, could not do this and ended up close to a single average policy.</w:t>
+        <w:t>The action histogram is helpful for the SNR story but flattens the κ story. Figure 6 resolves this by rendering the policy as a heatmap over the (SNR, κ) plane. Two trends stand out. The first is the SNR trend already captured by Figure 5: ρ is large at low SNR and falls toward 0.5 as SNR grows. The second is the κ trend: at fixed SNR, the agent slightly increases ρ as κ rises. When the estimate is more reliable, the agent leans on it and shifts the split further from the safe default of 0.5; when the estimate is unreliable, the agent retreats toward the equal split. The earlier version of the agent, which did not see κ, could not produce this conditional behaviour and converged to a near-uniform average policy.</w:t>
       </w:r>
     </w:p>
     <w:p>
@@ -1623,7 +1917,7 @@
         <w:drawing>
           <wp:inline xmlns:a="http://schemas.openxmlformats.org/drawingml/2006/main" xmlns:pic="http://schemas.openxmlformats.org/drawingml/2006/picture">
             <wp:extent cx="5486400" cy="2369530"/>
-            <wp:docPr id="5" name="Picture 5"/>
+            <wp:docPr id="11" name="Picture 11"/>
             <wp:cNvGraphicFramePr>
               <a:graphicFrameLocks noChangeAspect="1"/>
             </wp:cNvGraphicFramePr>
@@ -1635,7 +1929,7 @@
                     <pic:cNvPicPr/>
                   </pic:nvPicPr>
                   <pic:blipFill>
-                    <a:blip r:embed="rId13"/>
+                    <a:blip r:embed="rId19"/>
                     <a:stretch>
                       <a:fillRect/>
                     </a:stretch>
@@ -1692,7 +1986,7 @@
         <w:drawing>
           <wp:inline xmlns:a="http://schemas.openxmlformats.org/drawingml/2006/main" xmlns:pic="http://schemas.openxmlformats.org/drawingml/2006/picture">
             <wp:extent cx="5303520" cy="3244506"/>
-            <wp:docPr id="6" name="Picture 6"/>
+            <wp:docPr id="12" name="Picture 12"/>
             <wp:cNvGraphicFramePr>
               <a:graphicFrameLocks noChangeAspect="1"/>
             </wp:cNvGraphicFramePr>
@@ -1704,7 +1998,7 @@
                     <pic:cNvPicPr/>
                   </pic:nvPicPr>
                   <pic:blipFill>
-                    <a:blip r:embed="rId14"/>
+                    <a:blip r:embed="rId20"/>
                     <a:stretch>
                       <a:fillRect/>
                     </a:stretch>
@@ -1761,7 +2055,7 @@
         <w:drawing>
           <wp:inline xmlns:a="http://schemas.openxmlformats.org/drawingml/2006/main" xmlns:pic="http://schemas.openxmlformats.org/drawingml/2006/picture">
             <wp:extent cx="5486400" cy="1829905"/>
-            <wp:docPr id="7" name="Picture 7"/>
+            <wp:docPr id="13" name="Picture 13"/>
             <wp:cNvGraphicFramePr>
               <a:graphicFrameLocks noChangeAspect="1"/>
             </wp:cNvGraphicFramePr>
@@ -1773,7 +2067,7 @@
                     <pic:cNvPicPr/>
                   </pic:nvPicPr>
                   <pic:blipFill>
-                    <a:blip r:embed="rId15"/>
+                    <a:blip r:embed="rId21"/>
                     <a:stretch>
                       <a:fillRect/>
                     </a:stretch>
@@ -1830,7 +2124,7 @@
         <w:drawing>
           <wp:inline xmlns:a="http://schemas.openxmlformats.org/drawingml/2006/main" xmlns:pic="http://schemas.openxmlformats.org/drawingml/2006/picture">
             <wp:extent cx="5303520" cy="3244506"/>
-            <wp:docPr id="8" name="Picture 8"/>
+            <wp:docPr id="14" name="Picture 14"/>
             <wp:cNvGraphicFramePr>
               <a:graphicFrameLocks noChangeAspect="1"/>
             </wp:cNvGraphicFramePr>
@@ -1842,7 +2136,7 @@
                     <pic:cNvPicPr/>
                   </pic:nvPicPr>
                   <pic:blipFill>
-                    <a:blip r:embed="rId16"/>
+                    <a:blip r:embed="rId22"/>
                     <a:stretch>
                       <a:fillRect/>
                     </a:stretch>
@@ -1909,7 +2203,7 @@
         <w:drawing>
           <wp:inline xmlns:a="http://schemas.openxmlformats.org/drawingml/2006/main" xmlns:pic="http://schemas.openxmlformats.org/drawingml/2006/picture">
             <wp:extent cx="5303520" cy="3182112"/>
-            <wp:docPr id="9" name="Picture 9"/>
+            <wp:docPr id="15" name="Picture 15"/>
             <wp:cNvGraphicFramePr>
               <a:graphicFrameLocks noChangeAspect="1"/>
             </wp:cNvGraphicFramePr>
@@ -1921,7 +2215,7 @@
                     <pic:cNvPicPr/>
                   </pic:nvPicPr>
                   <pic:blipFill>
-                    <a:blip r:embed="rId17"/>
+                    <a:blip r:embed="rId23"/>
                     <a:stretch>
                       <a:fillRect/>
                     </a:stretch>
@@ -1988,7 +2282,7 @@
         <w:drawing>
           <wp:inline xmlns:a="http://schemas.openxmlformats.org/drawingml/2006/main" xmlns:pic="http://schemas.openxmlformats.org/drawingml/2006/picture">
             <wp:extent cx="5486400" cy="2192435"/>
-            <wp:docPr id="10" name="Picture 10"/>
+            <wp:docPr id="16" name="Picture 16"/>
             <wp:cNvGraphicFramePr>
               <a:graphicFrameLocks noChangeAspect="1"/>
             </wp:cNvGraphicFramePr>
@@ -2000,7 +2294,7 @@
                     <pic:cNvPicPr/>
                   </pic:nvPicPr>
                   <pic:blipFill>
-                    <a:blip r:embed="rId18"/>
+                    <a:blip r:embed="rId24"/>
                     <a:stretch>
                       <a:fillRect/>
                     </a:stretch>
